--- a/INTERNSHIP REPORT.docx
+++ b/INTERNSHIP REPORT.docx
@@ -3692,10 +3692,9 @@
           <w:bCs/>
           <w:noProof/>
         </w:rPr>
-        <w:lastRenderedPageBreak/>
         <w:drawing>
-          <wp:inline distT="0" distB="0" distL="0" distR="0" wp14:anchorId="000CD6EE" wp14:editId="18DA3CC1">
-            <wp:extent cx="5943600" cy="7924800"/>
+          <wp:inline distT="0" distB="0" distL="0" distR="0" wp14:anchorId="000CD6EE" wp14:editId="7BFF2586">
+            <wp:extent cx="5943600" cy="5067300"/>
             <wp:effectExtent l="0" t="0" r="0" b="0"/>
             <wp:docPr id="984092399" name="Picture 1"/>
             <wp:cNvGraphicFramePr>
@@ -3723,7 +3722,7 @@
                   <pic:spPr>
                     <a:xfrm>
                       <a:off x="0" y="0"/>
-                      <a:ext cx="5943600" cy="7924800"/>
+                      <a:ext cx="5943600" cy="5067300"/>
                     </a:xfrm>
                     <a:prstGeom prst="rect">
                       <a:avLst/>
@@ -3770,7 +3769,7 @@
           <w:bCs/>
         </w:rPr>
       </w:pPr>
-      <w:hyperlink r:id="rId8" w:anchor="https://ssl.gstatic.com/docs/doclist/images/mediatype/icon_1_spreadsheet_x64.png" w:history="1">
+      <w:hyperlink r:id="rId8" w:history="1">
         <w:r>
           <w:rPr>
             <w:rStyle w:val="Hyperlink"/>
